--- a/Mark/Ruby on Rails/Mark Haney.docx
+++ b/Mark/Ruby on Rails/Mark Haney.docx
@@ -144,8 +144,10 @@
                 <w:sz w:val="24"/>
                 <w:szCs w:val="24"/>
               </w:rPr>
-              <w:t xml:space="preserve">+1 (407) 801-1287 </w:t>
+              <w:t>+1 (430) 279-2231</w:t>
             </w:r>
+            <w:bookmarkStart w:id="0" w:name="_GoBack"/>
+            <w:bookmarkEnd w:id="0"/>
             <w:r>
               <w:rPr>
                 <w:rFonts w:ascii="Times New Roman" w:eastAsia="Times New Roman" w:hAnsi="Times New Roman" w:cs="Times New Roman"/>
@@ -1716,17 +1718,7 @@
           <w:sz w:val="24"/>
           <w:szCs w:val="24"/>
         </w:rPr>
-        <w:t>Developed backend services for prope</w:t>
-      </w:r>
-      <w:bookmarkStart w:id="0" w:name="_GoBack"/>
-      <w:bookmarkEnd w:id="0"/>
-      <w:r>
-        <w:rPr>
-          <w:rFonts w:ascii="Times New Roman" w:eastAsia="Times New Roman" w:hAnsi="Times New Roman" w:cs="Times New Roman"/>
-          <w:sz w:val="24"/>
-          <w:szCs w:val="24"/>
-        </w:rPr>
-        <w:t xml:space="preserve">rty-management and financial workflows using </w:t>
+        <w:t xml:space="preserve">Developed backend services for property-management and financial workflows using </w:t>
       </w:r>
       <w:r>
         <w:rPr>
@@ -7168,7 +7160,7 @@
 </file>
 
 <file path=customXml/itemProps1.xml><?xml version="1.0" encoding="utf-8"?>
-<ds:datastoreItem xmlns:ds="http://schemas.openxmlformats.org/officeDocument/2006/customXml" ds:itemID="{41D1A116-7E2F-424D-900A-7C192C73E111}">
+<ds:datastoreItem xmlns:ds="http://schemas.openxmlformats.org/officeDocument/2006/customXml" ds:itemID="{5BF587AB-7CDA-4BC5-A571-CFDE4B1FB695}">
   <ds:schemaRefs>
     <ds:schemaRef ds:uri="http://schemas.openxmlformats.org/officeDocument/2006/bibliography"/>
   </ds:schemaRefs>
